--- a/Otchet/ОТЧЕТ Шаблон_произв.РПО ПМ03 Вариант 2.docx
+++ b/Otchet/ОТЧЕТ Шаблон_произв.РПО ПМ03 Вариант 2.docx
@@ -569,6 +569,8 @@
           <w:szCs w:val="32"/>
         </w:rPr>
       </w:pPr>
+      <w:bookmarkStart w:id="1" w:name="_GoBack"/>
+      <w:bookmarkEnd w:id="1"/>
       <w:r>
         <w:rPr>
           <w:rFonts w:cs="Times New Roman"/>
@@ -614,7 +616,7 @@
         <w:rPr>
           <w:rFonts w:cs="Times New Roman"/>
         </w:rPr>
-        <w:instrText xml:space="preserve"> TOC \o "1-1" \h \z \t "Подзаголовок;2;Подзаголовок1;2;Заголовок1.1;1;Заголовок 1.2;1" </w:instrText>
+        <w:instrText xml:space="preserve"> TOC \o "1-2" \h \z \t "Подзаголовок;2;Подзаголовок1;2;Заголовок1.1;1;Заголовок 1.2;1;Абзац1;1;Абзац1.2;1;Абзац2;2" </w:instrText>
       </w:r>
       <w:r>
         <w:rPr>
@@ -622,14 +624,22 @@
         </w:rPr>
         <w:fldChar w:fldCharType="separate"/>
       </w:r>
-      <w:hyperlink w:anchor="_Toc227745978" w:history="1">
+      <w:hyperlink w:anchor="_Toc227943919" w:history="1">
         <w:r>
           <w:rPr>
             <w:rStyle w:val="a6"/>
             <w:rFonts w:cs="Times New Roman"/>
             <w:noProof/>
           </w:rPr>
-          <w:t>Задание</w:t>
+          <w:t>З</w:t>
+        </w:r>
+        <w:r>
+          <w:rPr>
+            <w:rStyle w:val="a6"/>
+            <w:rFonts w:cs="Times New Roman"/>
+            <w:noProof/>
+          </w:rPr>
+          <w:t>адание</w:t>
         </w:r>
         <w:r>
           <w:rPr>
@@ -650,7 +660,7 @@
             <w:noProof/>
             <w:webHidden/>
           </w:rPr>
-          <w:instrText xml:space="preserve"> PAGEREF _Toc227745978 \h </w:instrText>
+          <w:instrText xml:space="preserve"> PAGEREF _Toc227943919 \h </w:instrText>
         </w:r>
         <w:r>
           <w:rPr>
@@ -694,7 +704,7 @@
           <w:lang w:eastAsia="ru-RU"/>
         </w:rPr>
       </w:pPr>
-      <w:hyperlink w:anchor="_Toc227745979" w:history="1">
+      <w:hyperlink w:anchor="_Toc227943920" w:history="1">
         <w:r>
           <w:rPr>
             <w:rStyle w:val="a6"/>
@@ -722,7 +732,7 @@
             <w:noProof/>
             <w:webHidden/>
           </w:rPr>
-          <w:instrText xml:space="preserve"> PAGEREF _Toc227745979 \h </w:instrText>
+          <w:instrText xml:space="preserve"> PAGEREF _Toc227943920 \h </w:instrText>
         </w:r>
         <w:r>
           <w:rPr>
@@ -766,7 +776,7 @@
           <w:lang w:eastAsia="ru-RU"/>
         </w:rPr>
       </w:pPr>
-      <w:hyperlink w:anchor="_Toc227745980" w:history="1">
+      <w:hyperlink w:anchor="_Toc227943921" w:history="1">
         <w:r>
           <w:rPr>
             <w:rStyle w:val="a6"/>
@@ -794,7 +804,7 @@
             <w:noProof/>
             <w:webHidden/>
           </w:rPr>
-          <w:instrText xml:space="preserve"> PAGEREF _Toc227745980 \h </w:instrText>
+          <w:instrText xml:space="preserve"> PAGEREF _Toc227943921 \h </w:instrText>
         </w:r>
         <w:r>
           <w:rPr>
@@ -838,7 +848,7 @@
           <w:lang w:eastAsia="ru-RU"/>
         </w:rPr>
       </w:pPr>
-      <w:hyperlink w:anchor="_Toc227745981" w:history="1">
+      <w:hyperlink w:anchor="_Toc227943922" w:history="1">
         <w:r>
           <w:rPr>
             <w:rStyle w:val="a6"/>
@@ -866,7 +876,7 @@
             <w:noProof/>
             <w:webHidden/>
           </w:rPr>
-          <w:instrText xml:space="preserve"> PAGEREF _Toc227745981 \h </w:instrText>
+          <w:instrText xml:space="preserve"> PAGEREF _Toc227943922 \h </w:instrText>
         </w:r>
         <w:r>
           <w:rPr>
@@ -910,7 +920,7 @@
           <w:lang w:eastAsia="ru-RU"/>
         </w:rPr>
       </w:pPr>
-      <w:hyperlink w:anchor="_Toc227745982" w:history="1">
+      <w:hyperlink w:anchor="_Toc227943923" w:history="1">
         <w:r>
           <w:rPr>
             <w:rStyle w:val="a6"/>
@@ -938,7 +948,7 @@
             <w:noProof/>
             <w:webHidden/>
           </w:rPr>
-          <w:instrText xml:space="preserve"> PAGEREF _Toc227745982 \h </w:instrText>
+          <w:instrText xml:space="preserve"> PAGEREF _Toc227943923 \h </w:instrText>
         </w:r>
         <w:r>
           <w:rPr>
@@ -982,13 +992,13 @@
           <w:lang w:eastAsia="ru-RU"/>
         </w:rPr>
       </w:pPr>
-      <w:hyperlink w:anchor="_Toc227745983" w:history="1">
+      <w:hyperlink w:anchor="_Toc227943924" w:history="1">
         <w:r>
           <w:rPr>
             <w:rStyle w:val="a6"/>
             <w:noProof/>
           </w:rPr>
-          <w:t>1. Анализ предметной области.</w:t>
+          <w:t>1 Анализ предметной области</w:t>
         </w:r>
         <w:r>
           <w:rPr>
@@ -1009,7 +1019,7 @@
             <w:noProof/>
             <w:webHidden/>
           </w:rPr>
-          <w:instrText xml:space="preserve"> PAGEREF _Toc227745983 \h </w:instrText>
+          <w:instrText xml:space="preserve"> PAGEREF _Toc227943924 \h </w:instrText>
         </w:r>
         <w:r>
           <w:rPr>
@@ -1053,13 +1063,13 @@
           <w:lang w:eastAsia="ru-RU"/>
         </w:rPr>
       </w:pPr>
-      <w:hyperlink w:anchor="_Toc227745984" w:history="1">
+      <w:hyperlink w:anchor="_Toc227943925" w:history="1">
         <w:r>
           <w:rPr>
             <w:rStyle w:val="a6"/>
             <w:noProof/>
           </w:rPr>
-          <w:t>2. Разработка и анализ требований к программной среде.</w:t>
+          <w:t>2 Разработка и анализ требований к программной среде</w:t>
         </w:r>
         <w:r>
           <w:rPr>
@@ -1080,7 +1090,7 @@
             <w:noProof/>
             <w:webHidden/>
           </w:rPr>
-          <w:instrText xml:space="preserve"> PAGEREF _Toc227745984 \h </w:instrText>
+          <w:instrText xml:space="preserve"> PAGEREF _Toc227943925 \h </w:instrText>
         </w:r>
         <w:r>
           <w:rPr>
@@ -1100,7 +1110,7 @@
             <w:noProof/>
             <w:webHidden/>
           </w:rPr>
-          <w:t>10</w:t>
+          <w:t>11</w:t>
         </w:r>
         <w:r>
           <w:rPr>
@@ -1124,13 +1134,13 @@
           <w:lang w:eastAsia="ru-RU"/>
         </w:rPr>
       </w:pPr>
-      <w:hyperlink w:anchor="_Toc227745985" w:history="1">
+      <w:hyperlink w:anchor="_Toc227943926" w:history="1">
         <w:r>
           <w:rPr>
             <w:rStyle w:val="a6"/>
             <w:noProof/>
           </w:rPr>
-          <w:t>3. Разработка технического задания.</w:t>
+          <w:t>3 Разработка технического задания</w:t>
         </w:r>
         <w:r>
           <w:rPr>
@@ -1151,7 +1161,7 @@
             <w:noProof/>
             <w:webHidden/>
           </w:rPr>
-          <w:instrText xml:space="preserve"> PAGEREF _Toc227745985 \h </w:instrText>
+          <w:instrText xml:space="preserve"> PAGEREF _Toc227943926 \h </w:instrText>
         </w:r>
         <w:r>
           <w:rPr>
@@ -1171,7 +1181,7 @@
             <w:noProof/>
             <w:webHidden/>
           </w:rPr>
-          <w:t>11</w:t>
+          <w:t>12</w:t>
         </w:r>
         <w:r>
           <w:rPr>
@@ -1195,13 +1205,13 @@
           <w:lang w:eastAsia="ru-RU"/>
         </w:rPr>
       </w:pPr>
-      <w:hyperlink w:anchor="_Toc227745986" w:history="1">
+      <w:hyperlink w:anchor="_Toc227943927" w:history="1">
         <w:r>
           <w:rPr>
             <w:rStyle w:val="a6"/>
             <w:noProof/>
           </w:rPr>
-          <w:t>4. Выделение входных и выходных данных системы.</w:t>
+          <w:t>4 Выделение входных и выходных данных системы</w:t>
         </w:r>
         <w:r>
           <w:rPr>
@@ -1222,7 +1232,7 @@
             <w:noProof/>
             <w:webHidden/>
           </w:rPr>
-          <w:instrText xml:space="preserve"> PAGEREF _Toc227745986 \h </w:instrText>
+          <w:instrText xml:space="preserve"> PAGEREF _Toc227943927 \h </w:instrText>
         </w:r>
         <w:r>
           <w:rPr>
@@ -1242,7 +1252,7 @@
             <w:noProof/>
             <w:webHidden/>
           </w:rPr>
-          <w:t>12</w:t>
+          <w:t>14</w:t>
         </w:r>
         <w:r>
           <w:rPr>
@@ -1266,13 +1276,13 @@
           <w:lang w:eastAsia="ru-RU"/>
         </w:rPr>
       </w:pPr>
-      <w:hyperlink w:anchor="_Toc227745987" w:history="1">
+      <w:hyperlink w:anchor="_Toc227943928" w:history="1">
         <w:r>
           <w:rPr>
             <w:rStyle w:val="a6"/>
             <w:noProof/>
           </w:rPr>
-          <w:t>5. Визуальное моделирование предметной области.</w:t>
+          <w:t>5 Визуальное моделирование предметной области</w:t>
         </w:r>
         <w:r>
           <w:rPr>
@@ -1293,7 +1303,7 @@
             <w:noProof/>
             <w:webHidden/>
           </w:rPr>
-          <w:instrText xml:space="preserve"> PAGEREF _Toc227745987 \h </w:instrText>
+          <w:instrText xml:space="preserve"> PAGEREF _Toc227943928 \h </w:instrText>
         </w:r>
         <w:r>
           <w:rPr>
@@ -1313,7 +1323,7 @@
             <w:noProof/>
             <w:webHidden/>
           </w:rPr>
-          <w:t>12</w:t>
+          <w:t>16</w:t>
         </w:r>
         <w:r>
           <w:rPr>
@@ -1337,13 +1347,13 @@
           <w:lang w:eastAsia="ru-RU"/>
         </w:rPr>
       </w:pPr>
-      <w:hyperlink w:anchor="_Toc227745988" w:history="1">
+      <w:hyperlink w:anchor="_Toc227943929" w:history="1">
         <w:r>
           <w:rPr>
             <w:rStyle w:val="a6"/>
             <w:noProof/>
           </w:rPr>
-          <w:t>6. Методы выявления требований к программному обеспечению.</w:t>
+          <w:t>6 Методы выявления требований к программному обеспечению</w:t>
         </w:r>
         <w:r>
           <w:rPr>
@@ -1364,7 +1374,7 @@
             <w:noProof/>
             <w:webHidden/>
           </w:rPr>
-          <w:instrText xml:space="preserve"> PAGEREF _Toc227745988 \h </w:instrText>
+          <w:instrText xml:space="preserve"> PAGEREF _Toc227943929 \h </w:instrText>
         </w:r>
         <w:r>
           <w:rPr>
@@ -1384,7 +1394,7 @@
             <w:noProof/>
             <w:webHidden/>
           </w:rPr>
-          <w:t>13</w:t>
+          <w:t>17</w:t>
         </w:r>
         <w:r>
           <w:rPr>
@@ -1408,13 +1418,13 @@
           <w:lang w:eastAsia="ru-RU"/>
         </w:rPr>
       </w:pPr>
-      <w:hyperlink w:anchor="_Toc227745989" w:history="1">
+      <w:hyperlink w:anchor="_Toc227943930" w:history="1">
         <w:r>
           <w:rPr>
             <w:rStyle w:val="a6"/>
             <w:noProof/>
           </w:rPr>
-          <w:t>7. Разработка модулей проекта и их элементов.</w:t>
+          <w:t>7 Разработка модулей проекта и их элементов</w:t>
         </w:r>
         <w:r>
           <w:rPr>
@@ -1435,7 +1445,7 @@
             <w:noProof/>
             <w:webHidden/>
           </w:rPr>
-          <w:instrText xml:space="preserve"> PAGEREF _Toc227745989 \h </w:instrText>
+          <w:instrText xml:space="preserve"> PAGEREF _Toc227943930 \h </w:instrText>
         </w:r>
         <w:r>
           <w:rPr>
@@ -1455,7 +1465,7 @@
             <w:noProof/>
             <w:webHidden/>
           </w:rPr>
-          <w:t>14</w:t>
+          <w:t>19</w:t>
         </w:r>
         <w:r>
           <w:rPr>
@@ -1479,13 +1489,13 @@
           <w:lang w:eastAsia="ru-RU"/>
         </w:rPr>
       </w:pPr>
-      <w:hyperlink w:anchor="_Toc227745990" w:history="1">
+      <w:hyperlink w:anchor="_Toc227943931" w:history="1">
         <w:r>
           <w:rPr>
             <w:rStyle w:val="a6"/>
             <w:noProof/>
           </w:rPr>
-          <w:t>8. Модификация модулей проекта.</w:t>
+          <w:t>8 Модификация модулей проекта</w:t>
         </w:r>
         <w:r>
           <w:rPr>
@@ -1506,7 +1516,7 @@
             <w:noProof/>
             <w:webHidden/>
           </w:rPr>
-          <w:instrText xml:space="preserve"> PAGEREF _Toc227745990 \h </w:instrText>
+          <w:instrText xml:space="preserve"> PAGEREF _Toc227943931 \h </w:instrText>
         </w:r>
         <w:r>
           <w:rPr>
@@ -1526,7 +1536,7 @@
             <w:noProof/>
             <w:webHidden/>
           </w:rPr>
-          <w:t>15</w:t>
+          <w:t>22</w:t>
         </w:r>
         <w:r>
           <w:rPr>
@@ -1550,13 +1560,13 @@
           <w:lang w:eastAsia="ru-RU"/>
         </w:rPr>
       </w:pPr>
-      <w:hyperlink w:anchor="_Toc227745991" w:history="1">
+      <w:hyperlink w:anchor="_Toc227943932" w:history="1">
         <w:r>
           <w:rPr>
             <w:rStyle w:val="a6"/>
             <w:noProof/>
           </w:rPr>
-          <w:t>9. Отладка модулей программного проекта. Организация обработки исключений.</w:t>
+          <w:t>9 Отладка модулей и обработка исключений</w:t>
         </w:r>
         <w:r>
           <w:rPr>
@@ -1577,7 +1587,7 @@
             <w:noProof/>
             <w:webHidden/>
           </w:rPr>
-          <w:instrText xml:space="preserve"> PAGEREF _Toc227745991 \h </w:instrText>
+          <w:instrText xml:space="preserve"> PAGEREF _Toc227943932 \h </w:instrText>
         </w:r>
         <w:r>
           <w:rPr>
@@ -1597,7 +1607,7 @@
             <w:noProof/>
             <w:webHidden/>
           </w:rPr>
-          <w:t>15</w:t>
+          <w:t>23</w:t>
         </w:r>
         <w:r>
           <w:rPr>
@@ -1621,13 +1631,13 @@
           <w:lang w:eastAsia="ru-RU"/>
         </w:rPr>
       </w:pPr>
-      <w:hyperlink w:anchor="_Toc227745992" w:history="1">
+      <w:hyperlink w:anchor="_Toc227943933" w:history="1">
         <w:r>
           <w:rPr>
             <w:rStyle w:val="a6"/>
             <w:noProof/>
           </w:rPr>
-          <w:t>10. Отладка проекта. Инспекция кода модулей проекта.</w:t>
+          <w:t>10 Отладка проекта и инспекция кода</w:t>
         </w:r>
         <w:r>
           <w:rPr>
@@ -1648,7 +1658,7 @@
             <w:noProof/>
             <w:webHidden/>
           </w:rPr>
-          <w:instrText xml:space="preserve"> PAGEREF _Toc227745992 \h </w:instrText>
+          <w:instrText xml:space="preserve"> PAGEREF _Toc227943933 \h </w:instrText>
         </w:r>
         <w:r>
           <w:rPr>
@@ -1668,7 +1678,7 @@
             <w:noProof/>
             <w:webHidden/>
           </w:rPr>
-          <w:t>15</w:t>
+          <w:t>24</w:t>
         </w:r>
         <w:r>
           <w:rPr>
@@ -1692,13 +1702,13 @@
           <w:lang w:eastAsia="ru-RU"/>
         </w:rPr>
       </w:pPr>
-      <w:hyperlink w:anchor="_Toc227745993" w:history="1">
+      <w:hyperlink w:anchor="_Toc227943934" w:history="1">
         <w:r>
           <w:rPr>
             <w:rStyle w:val="a6"/>
             <w:noProof/>
           </w:rPr>
-          <w:t>11. Тестирование программных решений.</w:t>
+          <w:t>11 Разработка модуля управления пользователями</w:t>
         </w:r>
         <w:r>
           <w:rPr>
@@ -1719,7 +1729,7 @@
             <w:noProof/>
             <w:webHidden/>
           </w:rPr>
-          <w:instrText xml:space="preserve"> PAGEREF _Toc227745993 \h </w:instrText>
+          <w:instrText xml:space="preserve"> PAGEREF _Toc227943934 \h </w:instrText>
         </w:r>
         <w:r>
           <w:rPr>
@@ -1739,7 +1749,7 @@
             <w:noProof/>
             <w:webHidden/>
           </w:rPr>
-          <w:t>15</w:t>
+          <w:t>25</w:t>
         </w:r>
         <w:r>
           <w:rPr>
@@ -1763,13 +1773,13 @@
           <w:lang w:eastAsia="ru-RU"/>
         </w:rPr>
       </w:pPr>
-      <w:hyperlink w:anchor="_Toc227745994" w:history="1">
+      <w:hyperlink w:anchor="_Toc227943935" w:history="1">
         <w:r>
           <w:rPr>
             <w:rStyle w:val="a6"/>
             <w:noProof/>
           </w:rPr>
-          <w:t>12. Дифференцированный зачет.</w:t>
+          <w:t>12 Оформление документации и сдача практики</w:t>
         </w:r>
         <w:r>
           <w:rPr>
@@ -1790,7 +1800,7 @@
             <w:noProof/>
             <w:webHidden/>
           </w:rPr>
-          <w:instrText xml:space="preserve"> PAGEREF _Toc227745994 \h </w:instrText>
+          <w:instrText xml:space="preserve"> PAGEREF _Toc227943935 \h </w:instrText>
         </w:r>
         <w:r>
           <w:rPr>
@@ -1810,7 +1820,7 @@
             <w:noProof/>
             <w:webHidden/>
           </w:rPr>
-          <w:t>16</w:t>
+          <w:t>27</w:t>
         </w:r>
         <w:r>
           <w:rPr>
@@ -1834,7 +1844,7 @@
           <w:lang w:eastAsia="ru-RU"/>
         </w:rPr>
       </w:pPr>
-      <w:hyperlink w:anchor="_Toc227745995" w:history="1">
+      <w:hyperlink w:anchor="_Toc227943936" w:history="1">
         <w:r>
           <w:rPr>
             <w:rStyle w:val="a6"/>
@@ -1862,7 +1872,7 @@
             <w:noProof/>
             <w:webHidden/>
           </w:rPr>
-          <w:instrText xml:space="preserve"> PAGEREF _Toc227745995 \h </w:instrText>
+          <w:instrText xml:space="preserve"> PAGEREF _Toc227943936 \h </w:instrText>
         </w:r>
         <w:r>
           <w:rPr>
@@ -1882,7 +1892,7 @@
             <w:noProof/>
             <w:webHidden/>
           </w:rPr>
-          <w:t>17</w:t>
+          <w:t>28</w:t>
         </w:r>
         <w:r>
           <w:rPr>
@@ -1906,7 +1916,7 @@
           <w:lang w:eastAsia="ru-RU"/>
         </w:rPr>
       </w:pPr>
-      <w:hyperlink w:anchor="_Toc227745996" w:history="1">
+      <w:hyperlink w:anchor="_Toc227943937" w:history="1">
         <w:r>
           <w:rPr>
             <w:rStyle w:val="a6"/>
@@ -1934,7 +1944,7 @@
             <w:noProof/>
             <w:webHidden/>
           </w:rPr>
-          <w:instrText xml:space="preserve"> PAGEREF _Toc227745996 \h </w:instrText>
+          <w:instrText xml:space="preserve"> PAGEREF _Toc227943937 \h </w:instrText>
         </w:r>
         <w:r>
           <w:rPr>
@@ -1954,7 +1964,7 @@
             <w:noProof/>
             <w:webHidden/>
           </w:rPr>
-          <w:t>19</w:t>
+          <w:t>30</w:t>
         </w:r>
         <w:r>
           <w:rPr>
@@ -2001,8 +2011,9 @@
           <w:rFonts w:cs="Times New Roman"/>
         </w:rPr>
       </w:pPr>
-      <w:bookmarkStart w:id="1" w:name="_Toc14733"/>
-      <w:bookmarkStart w:id="2" w:name="_Toc227745978"/>
+      <w:bookmarkStart w:id="2" w:name="_Toc14733"/>
+      <w:bookmarkStart w:id="3" w:name="_Toc227745978"/>
+      <w:bookmarkStart w:id="4" w:name="_Toc227943919"/>
       <w:r>
         <w:rPr>
           <w:rFonts w:cs="Times New Roman"/>
@@ -2010,8 +2021,9 @@
         <w:lastRenderedPageBreak/>
         <w:t>ЗАДАНИЕ</w:t>
       </w:r>
-      <w:bookmarkEnd w:id="1"/>
       <w:bookmarkEnd w:id="2"/>
+      <w:bookmarkEnd w:id="3"/>
+      <w:bookmarkEnd w:id="4"/>
     </w:p>
     <w:p>
       <w:pPr>
@@ -2247,14 +2259,14 @@
           <w:rFonts w:cs="Times New Roman"/>
         </w:rPr>
       </w:pPr>
-      <w:bookmarkStart w:id="3" w:name="_Hlk226549689"/>
+      <w:bookmarkStart w:id="5" w:name="_Hlk226549689"/>
       <w:r>
         <w:rPr>
           <w:rFonts w:cs="Times New Roman"/>
         </w:rPr>
         <w:t>Настройка SSH-сервера</w:t>
       </w:r>
-      <w:bookmarkEnd w:id="3"/>
+      <w:bookmarkEnd w:id="5"/>
       <w:r>
         <w:rPr>
           <w:rFonts w:cs="Times New Roman"/>
@@ -2491,7 +2503,7 @@
           <w:rFonts w:cs="Times New Roman"/>
         </w:rPr>
       </w:pPr>
-      <w:bookmarkStart w:id="4" w:name="_Toc19952"/>
+      <w:bookmarkStart w:id="6" w:name="_Toc19952"/>
       <w:r>
         <w:rPr>
           <w:rFonts w:cs="Times New Roman"/>
@@ -2507,7 +2519,8 @@
           <w:rFonts w:cs="Times New Roman"/>
         </w:rPr>
       </w:pPr>
-      <w:bookmarkStart w:id="5" w:name="_Toc227745979"/>
+      <w:bookmarkStart w:id="7" w:name="_Toc227745979"/>
+      <w:bookmarkStart w:id="8" w:name="_Toc227943920"/>
       <w:r>
         <w:rPr>
           <w:rFonts w:cs="Times New Roman"/>
@@ -2515,8 +2528,9 @@
         <w:lastRenderedPageBreak/>
         <w:t>АТТЕСТАЦИОННЫЙ ЛИСТ</w:t>
       </w:r>
-      <w:bookmarkEnd w:id="4"/>
-      <w:bookmarkEnd w:id="5"/>
+      <w:bookmarkEnd w:id="6"/>
+      <w:bookmarkEnd w:id="7"/>
+      <w:bookmarkEnd w:id="8"/>
     </w:p>
     <w:p>
       <w:pPr>
@@ -3090,8 +3104,8 @@
           <w:rFonts w:cs="Times New Roman"/>
         </w:rPr>
       </w:pPr>
-      <w:bookmarkStart w:id="6" w:name="_heading=h.2et92p0" w:colFirst="0" w:colLast="0"/>
-      <w:bookmarkEnd w:id="6"/>
+      <w:bookmarkStart w:id="9" w:name="_heading=h.2et92p0" w:colFirst="0" w:colLast="0"/>
+      <w:bookmarkEnd w:id="9"/>
       <w:r>
         <w:rPr>
           <w:rFonts w:cs="Times New Roman"/>
@@ -4010,8 +4024,9 @@
           <w:rFonts w:cs="Times New Roman"/>
         </w:rPr>
       </w:pPr>
-      <w:bookmarkStart w:id="7" w:name="_Toc24179"/>
-      <w:bookmarkStart w:id="8" w:name="_Toc227745980"/>
+      <w:bookmarkStart w:id="10" w:name="_Toc24179"/>
+      <w:bookmarkStart w:id="11" w:name="_Toc227745980"/>
+      <w:bookmarkStart w:id="12" w:name="_Toc227943921"/>
       <w:r>
         <w:rPr>
           <w:rFonts w:cs="Times New Roman"/>
@@ -4019,8 +4034,9 @@
         <w:lastRenderedPageBreak/>
         <w:t>ДНЕВНИК</w:t>
       </w:r>
-      <w:bookmarkEnd w:id="7"/>
-      <w:bookmarkEnd w:id="8"/>
+      <w:bookmarkEnd w:id="10"/>
+      <w:bookmarkEnd w:id="11"/>
+      <w:bookmarkEnd w:id="12"/>
     </w:p>
     <w:p>
       <w:pPr>
@@ -5142,8 +5158,9 @@
           <w:rFonts w:eastAsia="Times New Roman" w:cs="Times New Roman"/>
         </w:rPr>
       </w:pPr>
-      <w:bookmarkStart w:id="9" w:name="_Toc18967"/>
-      <w:bookmarkStart w:id="10" w:name="_Toc227745981"/>
+      <w:bookmarkStart w:id="13" w:name="_Toc18967"/>
+      <w:bookmarkStart w:id="14" w:name="_Toc227745981"/>
+      <w:bookmarkStart w:id="15" w:name="_Toc227943922"/>
       <w:r>
         <w:rPr>
           <w:rFonts w:cs="Times New Roman"/>
@@ -5151,8 +5168,9 @@
         <w:lastRenderedPageBreak/>
         <w:t>ХАРАКТЕРИСТИКА ОБЪЕКТА ПРАКТИКИ</w:t>
       </w:r>
-      <w:bookmarkEnd w:id="9"/>
-      <w:bookmarkEnd w:id="10"/>
+      <w:bookmarkEnd w:id="13"/>
+      <w:bookmarkEnd w:id="14"/>
+      <w:bookmarkEnd w:id="15"/>
     </w:p>
     <w:p>
       <w:pPr>
@@ -5307,8 +5325,6 @@
         </w:rPr>
         <w:t>Образовательный процесс построен по модульному принципу, где теоретическое обучение тесно интегрировано с практической подготовкой. Для проведения учебной и производственной практик колледж располагает необходимой материально-технической базой:</w:t>
       </w:r>
-      <w:bookmarkStart w:id="11" w:name="_GoBack"/>
-      <w:bookmarkEnd w:id="11"/>
     </w:p>
     <w:p>
       <w:pPr>
@@ -5440,8 +5456,9 @@
           <w:rFonts w:cs="Times New Roman"/>
         </w:rPr>
       </w:pPr>
-      <w:bookmarkStart w:id="12" w:name="_Toc23828"/>
-      <w:bookmarkStart w:id="13" w:name="_Toc227745982"/>
+      <w:bookmarkStart w:id="16" w:name="_Toc23828"/>
+      <w:bookmarkStart w:id="17" w:name="_Toc227745982"/>
+      <w:bookmarkStart w:id="18" w:name="_Toc227943923"/>
       <w:r>
         <w:rPr>
           <w:rFonts w:cs="Times New Roman"/>
@@ -5449,16 +5466,19 @@
         <w:lastRenderedPageBreak/>
         <w:t>ОТЧЕТ О ПРОДЕЛАННОЙ РАБОТЕ</w:t>
       </w:r>
-      <w:bookmarkEnd w:id="12"/>
-      <w:bookmarkEnd w:id="13"/>
+      <w:bookmarkEnd w:id="16"/>
+      <w:bookmarkEnd w:id="17"/>
+      <w:bookmarkEnd w:id="18"/>
     </w:p>
     <w:p>
       <w:pPr>
         <w:pStyle w:val="22"/>
       </w:pPr>
+      <w:bookmarkStart w:id="19" w:name="_Toc227943924"/>
       <w:r>
         <w:t>1 Анализ предметной области</w:t>
       </w:r>
+      <w:bookmarkEnd w:id="19"/>
     </w:p>
     <w:p>
       <w:pPr>
@@ -5846,9 +5866,11 @@
       <w:pPr>
         <w:pStyle w:val="22"/>
       </w:pPr>
+      <w:bookmarkStart w:id="20" w:name="_Toc227943925"/>
       <w:r>
         <w:t>2 Разработка и анализ требований к программной среде</w:t>
       </w:r>
+      <w:bookmarkEnd w:id="20"/>
     </w:p>
     <w:p>
       <w:pPr>
@@ -6399,9 +6421,11 @@
       <w:pPr>
         <w:pStyle w:val="22"/>
       </w:pPr>
+      <w:bookmarkStart w:id="21" w:name="_Toc227943926"/>
       <w:r>
         <w:t>3 Разработка технического задания</w:t>
       </w:r>
+      <w:bookmarkEnd w:id="21"/>
     </w:p>
     <w:p>
       <w:pPr>
@@ -6553,9 +6577,11 @@
       <w:pPr>
         <w:pStyle w:val="22"/>
       </w:pPr>
+      <w:bookmarkStart w:id="22" w:name="_Toc227943927"/>
       <w:r>
         <w:t>4 Выделение входных и выходных данных системы</w:t>
       </w:r>
+      <w:bookmarkEnd w:id="22"/>
     </w:p>
     <w:p>
       <w:pPr>
@@ -6630,9 +6656,11 @@
       <w:pPr>
         <w:pStyle w:val="22"/>
       </w:pPr>
+      <w:bookmarkStart w:id="23" w:name="_Toc227943928"/>
       <w:r>
         <w:t>5 Визуальное моделирование предметной области</w:t>
       </w:r>
+      <w:bookmarkEnd w:id="23"/>
     </w:p>
     <w:p>
       <w:pPr>
@@ -6767,9 +6795,11 @@
       <w:pPr>
         <w:pStyle w:val="22"/>
       </w:pPr>
+      <w:bookmarkStart w:id="24" w:name="_Toc227943929"/>
       <w:r>
         <w:t>6 Методы выявления требований к программному обеспечению</w:t>
       </w:r>
+      <w:bookmarkEnd w:id="24"/>
     </w:p>
     <w:p>
       <w:pPr>
@@ -6884,9 +6914,11 @@
       <w:pPr>
         <w:pStyle w:val="22"/>
       </w:pPr>
+      <w:bookmarkStart w:id="25" w:name="_Toc227943930"/>
       <w:r>
         <w:t>7 Разработка модулей проекта и их элементов</w:t>
       </w:r>
+      <w:bookmarkEnd w:id="25"/>
     </w:p>
     <w:p>
       <w:pPr>
@@ -6983,6 +7015,9 @@
         <w:pStyle w:val="afb"/>
       </w:pPr>
       <w:r>
+        <w:rPr>
+          <w:noProof/>
+        </w:rPr>
         <w:drawing>
           <wp:inline distT="0" distB="0" distL="0" distR="0" wp14:anchorId="6E005AEC" wp14:editId="4E9837A9">
             <wp:extent cx="3657600" cy="2767538"/>
@@ -7246,6 +7281,9 @@
         <w:pStyle w:val="afb"/>
       </w:pPr>
       <w:r>
+        <w:rPr>
+          <w:noProof/>
+        </w:rPr>
         <w:lastRenderedPageBreak/>
         <w:drawing>
           <wp:inline distT="0" distB="0" distL="0" distR="0" wp14:anchorId="7D2030A0" wp14:editId="7492C28D">
@@ -7540,6 +7578,9 @@
         <w:pStyle w:val="afb"/>
       </w:pPr>
       <w:r>
+        <w:rPr>
+          <w:noProof/>
+        </w:rPr>
         <w:drawing>
           <wp:inline distT="0" distB="0" distL="0" distR="0" wp14:anchorId="66BCA3B8" wp14:editId="7830D565">
             <wp:extent cx="3251427" cy="1983179"/>
@@ -7590,10 +7631,12 @@
       <w:pPr>
         <w:pStyle w:val="22"/>
       </w:pPr>
+      <w:bookmarkStart w:id="26" w:name="_Toc227943931"/>
       <w:r>
         <w:lastRenderedPageBreak/>
         <w:t>8 Модификация модулей проекта</w:t>
       </w:r>
+      <w:bookmarkEnd w:id="26"/>
     </w:p>
     <w:p>
       <w:pPr>
@@ -7646,6 +7689,9 @@
         <w:pStyle w:val="afb"/>
       </w:pPr>
       <w:r>
+        <w:rPr>
+          <w:noProof/>
+        </w:rPr>
         <w:drawing>
           <wp:inline distT="0" distB="0" distL="0" distR="0" wp14:anchorId="3EEE1F5F" wp14:editId="708903BB">
             <wp:extent cx="2208811" cy="2326980"/>
@@ -7816,9 +7862,11 @@
       <w:pPr>
         <w:pStyle w:val="22"/>
       </w:pPr>
+      <w:bookmarkStart w:id="27" w:name="_Toc227943932"/>
       <w:r>
         <w:t>9 Отладка модулей и обработка исключений</w:t>
       </w:r>
+      <w:bookmarkEnd w:id="27"/>
     </w:p>
     <w:p>
       <w:pPr>
@@ -7935,6 +7983,9 @@
         <w:pStyle w:val="afb"/>
       </w:pPr>
       <w:r>
+        <w:rPr>
+          <w:noProof/>
+        </w:rPr>
         <w:lastRenderedPageBreak/>
         <w:drawing>
           <wp:inline distT="0" distB="0" distL="0" distR="0" wp14:anchorId="311A7502" wp14:editId="2EDACFBE">
@@ -8025,9 +8076,11 @@
       <w:pPr>
         <w:pStyle w:val="22"/>
       </w:pPr>
+      <w:bookmarkStart w:id="28" w:name="_Toc227943933"/>
       <w:r>
         <w:t>10 Отладка проекта и инспекция кода</w:t>
       </w:r>
+      <w:bookmarkEnd w:id="28"/>
     </w:p>
     <w:p>
       <w:pPr>
@@ -8092,6 +8145,9 @@
         <w:pStyle w:val="afb"/>
       </w:pPr>
       <w:r>
+        <w:rPr>
+          <w:noProof/>
+        </w:rPr>
         <w:drawing>
           <wp:inline distT="0" distB="0" distL="0" distR="0" wp14:anchorId="483A48CF" wp14:editId="60F0C179">
             <wp:extent cx="1852090" cy="3146961"/>
@@ -8173,9 +8229,11 @@
       <w:pPr>
         <w:pStyle w:val="22"/>
       </w:pPr>
+      <w:bookmarkStart w:id="29" w:name="_Toc227943934"/>
       <w:r>
         <w:t>11 Разработка модуля управления пользователями</w:t>
       </w:r>
+      <w:bookmarkEnd w:id="29"/>
     </w:p>
     <w:p>
       <w:pPr>
@@ -8400,6 +8458,9 @@
         <w:pStyle w:val="afb"/>
       </w:pPr>
       <w:r>
+        <w:rPr>
+          <w:noProof/>
+        </w:rPr>
         <w:drawing>
           <wp:inline distT="0" distB="0" distL="0" distR="0" wp14:anchorId="02F0BA50" wp14:editId="66A71826">
             <wp:extent cx="3503221" cy="2648339"/>
@@ -8497,10 +8558,12 @@
       <w:pPr>
         <w:pStyle w:val="22"/>
       </w:pPr>
+      <w:bookmarkStart w:id="30" w:name="_Toc227943935"/>
       <w:r>
         <w:lastRenderedPageBreak/>
         <w:t>12 Оформление документации и сдача практики</w:t>
       </w:r>
+      <w:bookmarkEnd w:id="30"/>
     </w:p>
     <w:p>
       <w:pPr>
@@ -8585,16 +8648,18 @@
           <w:rFonts w:cs="Times New Roman"/>
         </w:rPr>
       </w:pPr>
-      <w:bookmarkStart w:id="14" w:name="_Toc15573"/>
-      <w:bookmarkStart w:id="15" w:name="_Toc227745995"/>
+      <w:bookmarkStart w:id="31" w:name="_Toc15573"/>
+      <w:bookmarkStart w:id="32" w:name="_Toc227745995"/>
+      <w:bookmarkStart w:id="33" w:name="_Toc227943936"/>
       <w:r>
         <w:rPr>
           <w:rFonts w:cs="Times New Roman"/>
         </w:rPr>
         <w:t>ХАРАКТЕРИСТИКА</w:t>
       </w:r>
-      <w:bookmarkEnd w:id="14"/>
-      <w:bookmarkEnd w:id="15"/>
+      <w:bookmarkEnd w:id="31"/>
+      <w:bookmarkEnd w:id="32"/>
+      <w:bookmarkEnd w:id="33"/>
     </w:p>
     <w:p>
       <w:pPr>
@@ -8927,8 +8992,9 @@
           <w:rFonts w:cs="Times New Roman"/>
         </w:rPr>
       </w:pPr>
-      <w:bookmarkStart w:id="16" w:name="_Toc17810"/>
-      <w:bookmarkStart w:id="17" w:name="_Toc227745996"/>
+      <w:bookmarkStart w:id="34" w:name="_Toc17810"/>
+      <w:bookmarkStart w:id="35" w:name="_Toc227745996"/>
+      <w:bookmarkStart w:id="36" w:name="_Toc227943937"/>
       <w:r>
         <w:rPr>
           <w:rFonts w:cs="Times New Roman"/>
@@ -8936,8 +9002,9 @@
         <w:lastRenderedPageBreak/>
         <w:t>ОТЗЫВ РУКОВОДИТЕЛЯ ПРАКТИКИ</w:t>
       </w:r>
-      <w:bookmarkEnd w:id="16"/>
-      <w:bookmarkEnd w:id="17"/>
+      <w:bookmarkEnd w:id="34"/>
+      <w:bookmarkEnd w:id="35"/>
+      <w:bookmarkEnd w:id="36"/>
     </w:p>
     <w:p>
       <w:pPr>
@@ -9276,6 +9343,7 @@
       </w:rPr>
       <w:id w:val="586345468"/>
     </w:sdtPr>
+    <w:sdtEndPr/>
     <w:sdtContent>
       <w:p>
         <w:pPr>
@@ -10968,7 +11036,7 @@
 </file>
 
 <file path=customXml/itemProps2.xml><?xml version="1.0" encoding="utf-8"?>
-<ds:datastoreItem xmlns:ds="http://schemas.openxmlformats.org/officeDocument/2006/customXml" ds:itemID="{246D711E-5283-4030-A37D-6A5F1A4B3B2C}">
+<ds:datastoreItem xmlns:ds="http://schemas.openxmlformats.org/officeDocument/2006/customXml" ds:itemID="{28C98ABF-B5B0-43F7-A0E6-59FFE5488BFA}">
   <ds:schemaRefs>
     <ds:schemaRef ds:uri="http://schemas.openxmlformats.org/officeDocument/2006/bibliography"/>
   </ds:schemaRefs>
